--- a/Cipher_Problem5_Dataset_Findings.docx
+++ b/Cipher_Problem5_Dataset_Findings.docx
@@ -152,7 +152,7 @@
               <w:rPr>
                 <w:sz w:val="18"/>
               </w:rPr>
-              <w:t>Inventry_Corridor_Alert_Weekly_Aug2026_Jul2027.xlsx</w:t>
+              <w:t>C:\Users\PC\AppData\Local\Temp\tmpkugwxdyi.xlsx</w:t>
             </w:r>
           </w:p>
         </w:tc>
